--- a/zht/docx/051.content.docx
+++ b/zht/docx/051.content.docx
@@ -224,54 +224,39 @@
         </w:rPr>
         <w:t>的母親。 伊利莎白的丈夫是撒迦利亞。 撒迦利亞是一個</w:t>
       </w:r>
-      <w:hyperlink r:id="rId13">
-        <w:r>
-          <w:rPr>
-            <w:lang w:val="zh_TW" w:bidi="zh_TW"/>
-          </w:rPr>
-          <w:rPr>
-            <w:color w:val="0000EE"/>
-            <w:u w:val="single"/>
-          </w:rPr>
-          <w:t>祭司</w:t>
-        </w:r>
-      </w:hyperlink>
+      <w:r>
+        <w:rPr>
+          <w:b/>
+          <w:lang w:val="zh_TW" w:bidi="zh_TW"/>
+        </w:rPr>
+        <w:t>祭司</w:t>
+      </w:r>
       <w:r>
         <w:rPr>
           <w:lang w:val="zh_TW" w:bidi="zh_TW"/>
         </w:rPr>
         <w:t>，在</w:t>
       </w:r>
-      <w:hyperlink r:id="rId14">
-        <w:r>
-          <w:rPr>
-            <w:lang w:val="zh_TW" w:bidi="zh_TW"/>
-          </w:rPr>
-          <w:rPr>
-            <w:color w:val="0000EE"/>
-            <w:u w:val="single"/>
-          </w:rPr>
-          <w:t>耶路撒冷</w:t>
-        </w:r>
-      </w:hyperlink>
+      <w:r>
+        <w:rPr>
+          <w:b/>
+          <w:lang w:val="zh_TW" w:bidi="zh_TW"/>
+        </w:rPr>
+        <w:t>耶路撒冷</w:t>
+      </w:r>
       <w:r>
         <w:rPr>
           <w:lang w:val="zh_TW" w:bidi="zh_TW"/>
         </w:rPr>
         <w:t>的</w:t>
       </w:r>
-      <w:hyperlink r:id="rId15">
-        <w:r>
-          <w:rPr>
-            <w:lang w:val="zh_TW" w:bidi="zh_TW"/>
-          </w:rPr>
-          <w:rPr>
-            <w:color w:val="0000EE"/>
-            <w:u w:val="single"/>
-          </w:rPr>
-          <w:t>聖殿</w:t>
-        </w:r>
-      </w:hyperlink>
+      <w:r>
+        <w:rPr>
+          <w:b/>
+          <w:lang w:val="zh_TW" w:bidi="zh_TW"/>
+        </w:rPr>
+        <w:t>聖殿</w:t>
+      </w:r>
       <w:r>
         <w:rPr>
           <w:lang w:val="zh_TW" w:bidi="zh_TW"/>
@@ -292,66 +277,46 @@
         </w:rPr>
         <w:t>有一次，當撒迦利亞在聖殿中時，一位</w:t>
       </w:r>
-      <w:hyperlink r:id="rId16">
-        <w:r>
-          <w:rPr>
-            <w:lang w:val="zh_TW" w:bidi="zh_TW"/>
-          </w:rPr>
-          <w:rPr>
-            <w:color w:val="0000EE"/>
-            <w:u w:val="single"/>
-          </w:rPr>
-          <w:t>天使</w:t>
-        </w:r>
-      </w:hyperlink>
+      <w:r>
+        <w:rPr>
+          <w:b/>
+          <w:lang w:val="zh_TW" w:bidi="zh_TW"/>
+        </w:rPr>
+        <w:t>天使</w:t>
+      </w:r>
       <w:r>
         <w:rPr>
           <w:lang w:val="zh_TW" w:bidi="zh_TW"/>
         </w:rPr>
         <w:t>向撒迦利亞顯現，並告訴他，他的妻子伊利莎白會生一個兒子。這個兒子是神的僕人，像</w:t>
       </w:r>
-      <w:hyperlink r:id="rId17">
-        <w:r>
-          <w:rPr>
-            <w:lang w:val="zh_TW" w:bidi="zh_TW"/>
-          </w:rPr>
-          <w:rPr>
-            <w:color w:val="0000EE"/>
-            <w:u w:val="single"/>
-          </w:rPr>
-          <w:t>先知</w:t>
-        </w:r>
-      </w:hyperlink>
-      <w:hyperlink r:id="rId18">
-        <w:r>
-          <w:rPr>
-            <w:lang w:val="zh_TW" w:bidi="zh_TW"/>
-          </w:rPr>
-          <w:rPr>
-            <w:color w:val="0000EE"/>
-            <w:u w:val="single"/>
-          </w:rPr>
-          <w:t>以利亞</w:t>
-        </w:r>
-      </w:hyperlink>
+      <w:r>
+        <w:rPr>
+          <w:b/>
+          <w:lang w:val="zh_TW" w:bidi="zh_TW"/>
+        </w:rPr>
+        <w:t>先知</w:t>
+      </w:r>
+      <w:r>
+        <w:rPr>
+          <w:b/>
+          <w:lang w:val="zh_TW" w:bidi="zh_TW"/>
+        </w:rPr>
+        <w:t>以利亞</w:t>
+      </w:r>
       <w:r>
         <w:rPr>
           <w:lang w:val="zh_TW" w:bidi="zh_TW"/>
         </w:rPr>
         <w:t>一樣，祂將告訴</w:t>
       </w:r>
-      <w:hyperlink r:id="rId19">
-        <w:r>
-          <w:rPr>
-            <w:lang w:val="zh_TW" w:bidi="zh_TW"/>
-          </w:rPr>
-          <w:rPr>
-            <w:color w:val="0000EE"/>
-            <w:u w:val="single"/>
-          </w:rPr>
-          <w:t>以色列人</w:t>
-        </w:r>
-      </w:hyperlink>
+      <w:r>
+        <w:rPr>
+          <w:b/>
+          <w:lang w:val="zh_TW" w:bidi="zh_TW"/>
+        </w:rPr>
+        <w:t>以色列人</w:t>
+      </w:r>
       <w:r>
         <w:rPr>
           <w:lang w:val="zh_TW" w:bidi="zh_TW"/>
@@ -398,72 +363,50 @@
         </w:rPr>
         <w:t>伊利莎白果真懷孕了。 伊利莎白是</w:t>
       </w:r>
-      <w:hyperlink r:id="rId20">
-        <w:r>
-          <w:rPr>
-            <w:lang w:val="zh_TW" w:bidi="zh_TW"/>
-          </w:rPr>
-          <w:rPr>
-            <w:color w:val="0000EE"/>
-            <w:u w:val="single"/>
-          </w:rPr>
-          <w:t>馬利亞</w:t>
-        </w:r>
-      </w:hyperlink>
+      <w:r>
+        <w:rPr>
+          <w:lang w:val="zh_TW" w:bidi="zh_TW"/>
+        </w:rPr>
+        <w:t>馬利亞</w:t>
+      </w:r>
       <w:r>
         <w:rPr>
           <w:lang w:val="zh_TW" w:bidi="zh_TW"/>
         </w:rPr>
         <w:t>的親戚，馬利亞將成為耶穌的母親。 此後不久，一位天使向馬利亞顯現，並告訴她，雖然她是童女，但是她將要懷孕。 她的兒子將是一個非常重要的人，是</w:t>
       </w:r>
-      <w:hyperlink r:id="rId21">
-        <w:r>
-          <w:rPr>
-            <w:lang w:val="zh_TW" w:bidi="zh_TW"/>
-          </w:rPr>
-          <w:rPr>
-            <w:color w:val="0000EE"/>
-            <w:u w:val="single"/>
-          </w:rPr>
-          <w:t>神的兒子</w:t>
-        </w:r>
-      </w:hyperlink>
+      <w:r>
+        <w:rPr>
+          <w:b/>
+          <w:lang w:val="zh_TW" w:bidi="zh_TW"/>
+        </w:rPr>
+        <w:t>神的兒子</w:t>
+      </w:r>
       <w:r>
         <w:rPr>
           <w:lang w:val="zh_TW" w:bidi="zh_TW"/>
         </w:rPr>
         <w:t>，並將永遠作王進行統治。 然後，馬利亞去看望伊利莎白。 當馬利亞來到伊利莎白這裏時，伊利莎白腹中的嬰兒就歡歡喜喜地跳起來，因為馬利亞將成為</w:t>
       </w:r>
-      <w:hyperlink r:id="rId22">
-        <w:r>
-          <w:rPr>
-            <w:lang w:val="zh_TW" w:bidi="zh_TW"/>
-          </w:rPr>
-          <w:rPr>
-            <w:color w:val="0000EE"/>
-            <w:u w:val="single"/>
-          </w:rPr>
-          <w:t>彌賽亞</w:t>
-        </w:r>
-      </w:hyperlink>
+      <w:r>
+        <w:rPr>
+          <w:b/>
+          <w:lang w:val="zh_TW" w:bidi="zh_TW"/>
+        </w:rPr>
+        <w:t>彌賽亞</w:t>
+      </w:r>
       <w:r>
         <w:rPr>
           <w:lang w:val="zh_TW" w:bidi="zh_TW"/>
         </w:rPr>
         <w:t>的母親，彌賽亞是那應許的王和</w:t>
       </w:r>
-      <w:hyperlink r:id="rId23">
-        <w:r>
-          <w:rPr>
-            <w:lang w:val="zh_TW" w:bidi="zh_TW"/>
-          </w:rPr>
-          <w:rPr>
-            <w:color w:val="0000EE"/>
-            <w:u w:val="single"/>
-          </w:rPr>
-          <w:t>救主</w:t>
-        </w:r>
-      </w:hyperlink>
+      <w:r>
+        <w:rPr>
+          <w:lang w:val="zh_TW" w:bidi="zh_TW"/>
+        </w:rPr>
+        <w:t>救主</w:t>
+      </w:r>
       <w:r>
         <w:rPr>
           <w:lang w:val="zh_TW" w:bidi="zh_TW"/>
@@ -527,83 +470,60 @@
       </w:r>
       <w:r>
         <w:rPr>
+          <w:lang w:val="zh_TW" w:bidi="zh_TW"/>
+        </w:rPr>
+        <w:t>後裔</w:t>
+      </w:r>
+      <w:r>
+        <w:rPr>
+          <w:lang w:val="zh_TW" w:bidi="zh_TW"/>
+        </w:rPr>
+        <w:t>。 雅各的祖父</w:t>
+      </w:r>
+      <w:r>
+        <w:rPr>
+          <w:lang w:val="zh_TW" w:bidi="zh_TW"/>
+        </w:rPr>
+        <w:t>亞伯拉罕</w:t>
+      </w:r>
+      <w:r>
+        <w:rPr>
+          <w:lang w:val="zh_TW" w:bidi="zh_TW"/>
+        </w:rPr>
+        <w:t>是一個生活在耶穌出生前大約2000年的人。 當亞伯拉罕75歲時，神與他説話。 神告訴他要離開他的家鄉，前往一個神要指示他的地方。 神説，祂會祝福亞伯拉罕，使他成為一個大</w:t>
+      </w:r>
+      <w:r>
+        <w:rPr>
           <w:b/>
           <w:lang w:val="zh_TW" w:bidi="zh_TW"/>
         </w:rPr>
-        <w:t>後裔</w:t>
-      </w:r>
-      <w:r>
-        <w:rPr>
-          <w:lang w:val="zh_TW" w:bidi="zh_TW"/>
-        </w:rPr>
-        <w:t>。 雅各的祖父</w:t>
-      </w:r>
-      <w:hyperlink r:id="rId24">
-        <w:r>
-          <w:rPr>
-            <w:lang w:val="zh_TW" w:bidi="zh_TW"/>
-          </w:rPr>
-          <w:rPr>
-            <w:color w:val="0000EE"/>
-            <w:u w:val="single"/>
-          </w:rPr>
-          <w:t>亞伯拉罕</w:t>
-        </w:r>
-      </w:hyperlink>
-      <w:r>
-        <w:rPr>
-          <w:lang w:val="zh_TW" w:bidi="zh_TW"/>
-        </w:rPr>
-        <w:t>是一個生活在耶穌出生前大約2000年的人。 當亞伯拉罕75歲時，神與他説話。 神告訴他要離開他的家鄉，前往一個神要指示他的地方。 神説，祂會祝福亞伯拉罕，使他成為一個大</w:t>
-      </w:r>
-      <w:hyperlink r:id="rId25">
-        <w:r>
-          <w:rPr>
-            <w:lang w:val="zh_TW" w:bidi="zh_TW"/>
-          </w:rPr>
-          <w:rPr>
-            <w:color w:val="0000EE"/>
-            <w:u w:val="single"/>
-          </w:rPr>
-          <w:t>國</w:t>
-        </w:r>
-      </w:hyperlink>
+        <w:t>國</w:t>
+      </w:r>
       <w:r>
         <w:rPr>
           <w:lang w:val="zh_TW" w:bidi="zh_TW"/>
         </w:rPr>
         <w:t>，神會通過亞伯拉罕</w:t>
       </w:r>
-      <w:hyperlink r:id="rId26">
-        <w:r>
-          <w:rPr>
-            <w:lang w:val="zh_TW" w:bidi="zh_TW"/>
-          </w:rPr>
-          <w:rPr>
-            <w:color w:val="0000EE"/>
-            <w:u w:val="single"/>
-          </w:rPr>
-          <w:t>祝福</w:t>
-        </w:r>
-      </w:hyperlink>
+      <w:r>
+        <w:rPr>
+          <w:b/>
+          <w:lang w:val="zh_TW" w:bidi="zh_TW"/>
+        </w:rPr>
+        <w:t>祝福</w:t>
+      </w:r>
       <w:r>
         <w:rPr>
           <w:lang w:val="zh_TW" w:bidi="zh_TW"/>
         </w:rPr>
         <w:t>世上的萬國。亞伯拉罕順服神，神帶領他到了一個地方，那個地方當時被稱為</w:t>
       </w:r>
-      <w:hyperlink r:id="rId27">
-        <w:r>
-          <w:rPr>
-            <w:lang w:val="zh_TW" w:bidi="zh_TW"/>
-          </w:rPr>
-          <w:rPr>
-            <w:color w:val="0000EE"/>
-            <w:u w:val="single"/>
-          </w:rPr>
-          <w:t>迦南</w:t>
-        </w:r>
-      </w:hyperlink>
+      <w:r>
+        <w:rPr>
+          <w:lang w:val="zh_TW" w:bidi="zh_TW"/>
+        </w:rPr>
+        <w:t>迦南</w:t>
+      </w:r>
       <w:r>
         <w:rPr>
           <w:lang w:val="zh_TW" w:bidi="zh_TW"/>
@@ -638,18 +558,13 @@
         </w:rPr>
         <w:t>因為神先給了向亞伯拉罕應許，然後又給了以撒和雅各應許，以色列人是神特別的子民。 神與他們立</w:t>
       </w:r>
-      <w:hyperlink r:id="rId28">
-        <w:r>
-          <w:rPr>
-            <w:lang w:val="zh_TW" w:bidi="zh_TW"/>
-          </w:rPr>
-          <w:rPr>
-            <w:color w:val="0000EE"/>
-            <w:u w:val="single"/>
-          </w:rPr>
-          <w:t>約</w:t>
-        </w:r>
-      </w:hyperlink>
+      <w:r>
+        <w:rPr>
+          <w:b/>
+          <w:lang w:val="zh_TW" w:bidi="zh_TW"/>
+        </w:rPr>
+        <w:t>約</w:t>
+      </w:r>
       <w:r>
         <w:rPr>
           <w:lang w:val="zh_TW" w:bidi="zh_TW"/>
@@ -658,7 +573,6 @@
       </w:r>
       <w:r>
         <w:rPr>
-          <w:b/>
           <w:lang w:val="zh_TW" w:bidi="zh_TW"/>
         </w:rPr>
         <w:t>誡命</w:t>
@@ -683,54 +597,39 @@
         </w:rPr>
         <w:t>以色列人居住的土地被稱為</w:t>
       </w:r>
-      <w:hyperlink r:id="rId19">
-        <w:r>
-          <w:rPr>
-            <w:lang w:val="zh_TW" w:bidi="zh_TW"/>
-          </w:rPr>
-          <w:rPr>
-            <w:color w:val="0000EE"/>
-            <w:u w:val="single"/>
-          </w:rPr>
-          <w:t>以色列</w:t>
-        </w:r>
-      </w:hyperlink>
+      <w:r>
+        <w:rPr>
+          <w:b/>
+          <w:lang w:val="zh_TW" w:bidi="zh_TW"/>
+        </w:rPr>
+        <w:t>以色列</w:t>
+      </w:r>
       <w:r>
         <w:rPr>
           <w:lang w:val="zh_TW" w:bidi="zh_TW"/>
         </w:rPr>
         <w:t>。 這塊土地被以色列不同的支派瓜分。 首先，被稱為「士師」的人統治以色列人。 當人們求神賜給他們一個</w:t>
       </w:r>
-      <w:hyperlink r:id="rId29">
-        <w:r>
-          <w:rPr>
-            <w:lang w:val="zh_TW" w:bidi="zh_TW"/>
-          </w:rPr>
-          <w:rPr>
-            <w:color w:val="0000EE"/>
-            <w:u w:val="single"/>
-          </w:rPr>
-          <w:t>王</w:t>
-        </w:r>
-      </w:hyperlink>
+      <w:r>
+        <w:rPr>
+          <w:b/>
+          <w:lang w:val="zh_TW" w:bidi="zh_TW"/>
+        </w:rPr>
+        <w:t>王</w:t>
+      </w:r>
       <w:r>
         <w:rPr>
           <w:lang w:val="zh_TW" w:bidi="zh_TW"/>
         </w:rPr>
         <w:t>時，神就任命了一個王統治他們。 起初事情進展順利，在</w:t>
       </w:r>
-      <w:hyperlink r:id="rId30">
-        <w:r>
-          <w:rPr>
-            <w:lang w:val="zh_TW" w:bidi="zh_TW"/>
-          </w:rPr>
-          <w:rPr>
-            <w:color w:val="0000EE"/>
-            <w:u w:val="single"/>
-          </w:rPr>
-          <w:t>大衞</w:t>
-        </w:r>
-      </w:hyperlink>
+      <w:r>
+        <w:rPr>
+          <w:b/>
+          <w:lang w:val="zh_TW" w:bidi="zh_TW"/>
+        </w:rPr>
+        <w:t>大衞</w:t>
+      </w:r>
       <w:r>
         <w:rPr>
           <w:lang w:val="zh_TW" w:bidi="zh_TW"/>
@@ -764,18 +663,13 @@
         </w:rPr>
         <w:t>。 它被稱為猶大，是因為猶大支派是這兩個支派中較大的一個，這兩個支派共同組成了南</w:t>
       </w:r>
-      <w:hyperlink r:id="rId31">
-        <w:r>
-          <w:rPr>
-            <w:lang w:val="zh_TW" w:bidi="zh_TW"/>
-          </w:rPr>
-          <w:rPr>
-            <w:color w:val="0000EE"/>
-            <w:u w:val="single"/>
-          </w:rPr>
-          <w:t>國</w:t>
-        </w:r>
-      </w:hyperlink>
+      <w:r>
+        <w:rPr>
+          <w:b/>
+          <w:lang w:val="zh_TW" w:bidi="zh_TW"/>
+        </w:rPr>
+        <w:t>國</w:t>
+      </w:r>
       <w:r>
         <w:rPr>
           <w:lang w:val="zh_TW" w:bidi="zh_TW"/>
@@ -796,18 +690,13 @@
         </w:rPr>
         <w:t>每個部分都有自己的王。 大約在耶穌出生前七百年，亞述</w:t>
       </w:r>
-      <w:hyperlink r:id="rId25">
-        <w:r>
-          <w:rPr>
-            <w:lang w:val="zh_TW" w:bidi="zh_TW"/>
-          </w:rPr>
-          <w:rPr>
-            <w:color w:val="0000EE"/>
-            <w:u w:val="single"/>
-          </w:rPr>
-          <w:t>國</w:t>
-        </w:r>
-      </w:hyperlink>
+      <w:r>
+        <w:rPr>
+          <w:b/>
+          <w:lang w:val="zh_TW" w:bidi="zh_TW"/>
+        </w:rPr>
+        <w:t>國</w:t>
+      </w:r>
       <w:r>
         <w:rPr>
           <w:lang w:val="zh_TW" w:bidi="zh_TW"/>
@@ -828,18 +717,13 @@
         </w:rPr>
         <w:t>猶大國多持續了一段時間，但幾年後神也因為他們的不順服而懲罰他們。 另一個外邦國家巴比倫人來到，摧毀了</w:t>
       </w:r>
-      <w:hyperlink r:id="rId14">
-        <w:r>
-          <w:rPr>
-            <w:lang w:val="zh_TW" w:bidi="zh_TW"/>
-          </w:rPr>
-          <w:rPr>
-            <w:color w:val="0000EE"/>
-            <w:u w:val="single"/>
-          </w:rPr>
-          <w:t>耶路撒冷</w:t>
-        </w:r>
-      </w:hyperlink>
+      <w:r>
+        <w:rPr>
+          <w:b/>
+          <w:lang w:val="zh_TW" w:bidi="zh_TW"/>
+        </w:rPr>
+        <w:t>耶路撒冷</w:t>
+      </w:r>
       <w:r>
         <w:rPr>
           <w:lang w:val="zh_TW" w:bidi="zh_TW"/>
@@ -859,72 +743,51 @@
         </w:rPr>
         <w:t>，它的意思是「來自猶大的人」。 後來，神允許猶太人回到猶大，他們在那裏重建了耶路撒冷城和</w:t>
       </w:r>
-      <w:hyperlink r:id="rId15">
-        <w:r>
-          <w:rPr>
-            <w:lang w:val="zh_TW" w:bidi="zh_TW"/>
-          </w:rPr>
-          <w:rPr>
-            <w:color w:val="0000EE"/>
-            <w:u w:val="single"/>
-          </w:rPr>
-          <w:t>聖殿</w:t>
-        </w:r>
-      </w:hyperlink>
+      <w:r>
+        <w:rPr>
+          <w:b/>
+          <w:lang w:val="zh_TW" w:bidi="zh_TW"/>
+        </w:rPr>
+        <w:t>聖殿</w:t>
+      </w:r>
       <w:r>
         <w:rPr>
           <w:lang w:val="zh_TW" w:bidi="zh_TW"/>
         </w:rPr>
         <w:t>。 但猶大永遠不會再次成為一個獨立的國。 在新約時代，另一個名叫羅馬的國家統治着曾經的以色列地區。 曾經的南國猶大，現在被稱為羅馬的</w:t>
       </w:r>
-      <w:hyperlink r:id="rId32">
-        <w:r>
-          <w:rPr>
-            <w:lang w:val="zh_TW" w:bidi="zh_TW"/>
-          </w:rPr>
-          <w:rPr>
-            <w:color w:val="0000EE"/>
-            <w:u w:val="single"/>
-          </w:rPr>
-          <w:t>猶太</w:t>
-        </w:r>
-      </w:hyperlink>
+      <w:r>
+        <w:rPr>
+          <w:b/>
+          <w:lang w:val="zh_TW" w:bidi="zh_TW"/>
+        </w:rPr>
+        <w:t>猶太</w:t>
+      </w:r>
       <w:r>
         <w:rPr>
           <w:lang w:val="zh_TW" w:bidi="zh_TW"/>
         </w:rPr>
         <w:t>省。 曾經的北國以色列，現在大致是羅馬的</w:t>
       </w:r>
-      <w:hyperlink r:id="rId33">
-        <w:r>
-          <w:rPr>
-            <w:lang w:val="zh_TW" w:bidi="zh_TW"/>
-          </w:rPr>
-          <w:rPr>
-            <w:color w:val="0000EE"/>
-            <w:u w:val="single"/>
-          </w:rPr>
-          <w:t>撒馬利亞</w:t>
-        </w:r>
-      </w:hyperlink>
+      <w:r>
+        <w:rPr>
+          <w:lang w:val="zh_TW" w:bidi="zh_TW"/>
+        </w:rPr>
+        <w:t>撒馬利亞</w:t>
+      </w:r>
       <w:r>
         <w:rPr>
           <w:lang w:val="zh_TW" w:bidi="zh_TW"/>
         </w:rPr>
         <w:t>和</w:t>
       </w:r>
-      <w:hyperlink r:id="rId34">
-        <w:r>
-          <w:rPr>
-            <w:lang w:val="zh_TW" w:bidi="zh_TW"/>
-          </w:rPr>
-          <w:rPr>
-            <w:color w:val="0000EE"/>
-            <w:u w:val="single"/>
-          </w:rPr>
-          <w:t>加利利</w:t>
-        </w:r>
-      </w:hyperlink>
+      <w:r>
+        <w:rPr>
+          <w:b/>
+          <w:lang w:val="zh_TW" w:bidi="zh_TW"/>
+        </w:rPr>
+        <w:t>加利利</w:t>
+      </w:r>
       <w:r>
         <w:rPr>
           <w:lang w:val="zh_TW" w:bidi="zh_TW"/>
@@ -979,18 +842,12 @@
         </w:rPr>
         <w:t>如果你有一個異象，你看到一些東西，是來自神的，但別人卻看不到的，或者你聽到一些東西上，是來自神的，但別人卻聽不到。 神有時賜給人異象，告訴他們將來要發生的事情，或者告訴某人去做某事。 神也可以在</w:t>
       </w:r>
-      <w:hyperlink r:id="rId35">
-        <w:r>
-          <w:rPr>
-            <w:lang w:val="zh_TW" w:bidi="zh_TW"/>
-          </w:rPr>
-          <w:rPr>
-            <w:color w:val="0000EE"/>
-            <w:u w:val="single"/>
-          </w:rPr>
-          <w:t>夢</w:t>
-        </w:r>
-      </w:hyperlink>
+      <w:r>
+        <w:rPr>
+          <w:lang w:val="zh_TW" w:bidi="zh_TW"/>
+        </w:rPr>
+        <w:t>夢</w:t>
+      </w:r>
       <w:r>
         <w:rPr>
           <w:lang w:val="zh_TW" w:bidi="zh_TW"/>
